--- a/Отчет_ЛР2_Прудников.docx
+++ b/Отчет_ЛР2_Прудников.docx
@@ -4,358 +4,543 @@
   <w:body>
     <w:p>
       <w:pPr>
-        <w:spacing w:after="0" w:line="276" w:lineRule="auto"/>
+        <w:spacing w:after="0" w:line="240" w:lineRule="auto"/>
         <w:jc w:val="center"/>
+        <w:outlineLvl w:val="0"/>
       </w:pPr>
+      <w:bookmarkStart w:id="0" w:name="_Toc128830436"/>
+      <w:bookmarkStart w:id="1" w:name="_Toc128831421"/>
       <w:r>
-        <w:rPr>
-          <w:b w:val="0"/>
-          <w:i w:val="0"/>
-        </w:rPr>
         <w:t>Учреждение образования</w:t>
+      </w:r>
+      <w:bookmarkEnd w:id="0"/>
+      <w:bookmarkEnd w:id="1"/>
+      <w:r>
+        <w:t xml:space="preserve"> </w:t>
       </w:r>
     </w:p>
     <w:p>
       <w:pPr>
-        <w:spacing w:after="0" w:line="276" w:lineRule="auto"/>
+        <w:spacing w:after="0" w:line="240" w:lineRule="auto"/>
         <w:jc w:val="center"/>
       </w:pPr>
       <w:r>
-        <w:rPr>
-          <w:b w:val="0"/>
-          <w:i w:val="0"/>
-        </w:rPr>
-        <w:t>«Полоцкий государственный университет имени Евфросинии Полоцкой»</w:t>
+        <w:t>«</w:t>
+      </w:r>
+      <w:r>
+        <w:t>Полоцкий государственный университет имени Евфросинии Полоцкой</w:t>
+      </w:r>
+      <w:r>
+        <w:t>»</w:t>
       </w:r>
     </w:p>
     <w:p>
       <w:pPr>
-        <w:spacing w:after="0" w:line="276" w:lineRule="auto"/>
+        <w:spacing w:after="0" w:line="240" w:lineRule="auto"/>
         <w:jc w:val="center"/>
       </w:pPr>
+    </w:p>
+    <w:p>
+      <w:pPr>
+        <w:spacing w:after="0" w:line="240" w:lineRule="auto"/>
+        <w:jc w:val="center"/>
+      </w:pPr>
+    </w:p>
+    <w:p>
+      <w:pPr>
+        <w:spacing w:after="0" w:line="240" w:lineRule="auto"/>
+        <w:jc w:val="center"/>
+      </w:pPr>
+    </w:p>
+    <w:p>
+      <w:pPr>
+        <w:spacing w:after="0" w:line="240" w:lineRule="auto"/>
+        <w:jc w:val="center"/>
+      </w:pPr>
+    </w:p>
+    <w:p>
+      <w:pPr>
+        <w:spacing w:after="0" w:line="240" w:lineRule="auto"/>
+        <w:jc w:val="right"/>
+        <w:rPr>
+          <w:lang w:val="ru-RU"/>
+        </w:rPr>
+      </w:pPr>
+      <w:r>
+        <w:t xml:space="preserve">Факультет </w:t>
+      </w:r>
       <w:r>
         <w:rPr>
-          <w:b w:val="0"/>
-          <w:i w:val="0"/>
+          <w:lang w:val="ru-RU"/>
         </w:rPr>
+        <w:t>информационных технологий</w:t>
       </w:r>
     </w:p>
     <w:p>
       <w:pPr>
-        <w:spacing w:after="0" w:line="276" w:lineRule="auto"/>
-        <w:jc w:val="center"/>
+        <w:spacing w:after="0" w:line="240" w:lineRule="auto"/>
+        <w:jc w:val="right"/>
+        <w:outlineLvl w:val="0"/>
       </w:pPr>
+      <w:bookmarkStart w:id="2" w:name="_Toc128830437"/>
+      <w:bookmarkStart w:id="3" w:name="_Toc128831422"/>
+      <w:r>
+        <w:t xml:space="preserve">Кафедра </w:t>
+      </w:r>
+      <w:bookmarkEnd w:id="2"/>
+      <w:bookmarkEnd w:id="3"/>
       <w:r>
         <w:rPr>
-          <w:b w:val="0"/>
-          <w:i w:val="0"/>
+          <w:lang w:val="ru-RU"/>
         </w:rPr>
-        <w:t>Факультет информационных технологий</w:t>
+        <w:t>вычислительных машин систем и сетей</w:t>
       </w:r>
     </w:p>
     <w:p>
       <w:pPr>
-        <w:spacing w:after="0" w:line="276" w:lineRule="auto"/>
+        <w:spacing w:after="0" w:line="240" w:lineRule="auto"/>
+      </w:pPr>
+    </w:p>
+    <w:p>
+      <w:pPr>
+        <w:spacing w:after="0" w:line="240" w:lineRule="auto"/>
+      </w:pPr>
+    </w:p>
+    <w:p>
+      <w:pPr>
+        <w:spacing w:after="0" w:line="240" w:lineRule="auto"/>
+        <w:jc w:val="center"/>
+      </w:pPr>
+    </w:p>
+    <w:p>
+      <w:pPr>
+        <w:spacing w:after="0" w:line="240" w:lineRule="auto"/>
+        <w:jc w:val="center"/>
+      </w:pPr>
+    </w:p>
+    <w:p>
+      <w:pPr>
+        <w:spacing w:after="0" w:line="240" w:lineRule="auto"/>
+        <w:jc w:val="center"/>
+      </w:pPr>
+    </w:p>
+    <w:p>
+      <w:pPr>
+        <w:spacing w:after="0" w:line="240" w:lineRule="auto"/>
+        <w:jc w:val="center"/>
+      </w:pPr>
+    </w:p>
+    <w:p>
+      <w:pPr>
+        <w:spacing w:after="0" w:line="240" w:lineRule="auto"/>
+        <w:jc w:val="center"/>
+      </w:pPr>
+    </w:p>
+    <w:p>
+      <w:pPr>
+        <w:spacing w:after="0" w:line="240" w:lineRule="auto"/>
+        <w:jc w:val="center"/>
+      </w:pPr>
+    </w:p>
+    <w:p>
+      <w:pPr>
+        <w:spacing w:after="0" w:line="240" w:lineRule="auto"/>
         <w:jc w:val="center"/>
       </w:pPr>
       <w:r>
-        <w:rPr>
-          <w:b w:val="0"/>
-          <w:i w:val="0"/>
-        </w:rPr>
-        <w:t>Кафедра вычислительных машин систем и сетей</w:t>
+        <w:t>ОТЧЕТ</w:t>
       </w:r>
     </w:p>
     <w:p>
       <w:pPr>
-        <w:spacing w:after="0" w:line="276" w:lineRule="auto"/>
-        <w:ind w:firstLine="709"/>
-        <w:jc w:val="both"/>
+        <w:spacing w:after="0" w:line="240" w:lineRule="auto"/>
+        <w:jc w:val="center"/>
       </w:pPr>
       <w:r>
-        <w:rPr>
-          <w:b w:val="0"/>
-          <w:i w:val="0"/>
-        </w:rPr>
+        <w:t>По лабораторной работе № 2</w:t>
       </w:r>
     </w:p>
     <w:p>
       <w:pPr>
-        <w:spacing w:after="0" w:line="276" w:lineRule="auto"/>
-        <w:ind w:firstLine="709"/>
-        <w:jc w:val="both"/>
-      </w:pPr>
-      <w:r>
-        <w:rPr>
-          <w:b w:val="0"/>
-          <w:i w:val="0"/>
-        </w:rPr>
-      </w:r>
-    </w:p>
-    <w:p>
-      <w:pPr>
-        <w:spacing w:after="0" w:line="276" w:lineRule="auto"/>
-        <w:ind w:firstLine="709"/>
-        <w:jc w:val="both"/>
-      </w:pPr>
-      <w:r>
-        <w:rPr>
-          <w:b w:val="0"/>
-          <w:i w:val="0"/>
-        </w:rPr>
-      </w:r>
-    </w:p>
-    <w:p>
-      <w:pPr>
-        <w:spacing w:after="0" w:line="276" w:lineRule="auto"/>
-        <w:ind w:firstLine="709"/>
-        <w:jc w:val="both"/>
-      </w:pPr>
-      <w:r>
-        <w:rPr>
-          <w:b w:val="0"/>
-          <w:i w:val="0"/>
-        </w:rPr>
-      </w:r>
-    </w:p>
-    <w:p>
-      <w:pPr>
-        <w:spacing w:after="0" w:line="276" w:lineRule="auto"/>
-        <w:ind w:firstLine="709"/>
-        <w:jc w:val="both"/>
-      </w:pPr>
-      <w:r>
-        <w:rPr>
-          <w:b w:val="0"/>
-          <w:i w:val="0"/>
-        </w:rPr>
-      </w:r>
-    </w:p>
-    <w:p>
-      <w:pPr>
-        <w:spacing w:after="0" w:line="276" w:lineRule="auto"/>
+        <w:spacing w:after="0" w:line="240" w:lineRule="auto"/>
         <w:jc w:val="center"/>
       </w:pPr>
       <w:r>
         <w:rPr>
           <w:b/>
-          <w:i w:val="0"/>
         </w:rPr>
-        <w:t>ОТЧЕТ</w:t>
+        <w:t>«</w:t>
+      </w:r>
+      <w:r>
+        <w:rPr>
+          <w:i/>
+          <w:iCs/>
+        </w:rPr>
+        <w:t xml:space="preserve"> </w:t>
+      </w:r>
+      <w:r>
+        <w:rPr>
+          <w:b/>
+          <w:bCs/>
+          <w:i/>
+          <w:iCs/>
+        </w:rPr>
+        <w:t>Проектирование и разработка программного средства, реализация бизнес-модели free-to-play</w:t>
+      </w:r>
+      <w:r>
+        <w:rPr>
+          <w:b/>
+          <w:bCs/>
+          <w:shd w:val="clear" w:color="auto" w:fill="FFFFFF"/>
+          <w:lang w:val="ru-RU"/>
+        </w:rPr>
+        <w:t>.</w:t>
+      </w:r>
+      <w:r>
+        <w:t>»</w:t>
       </w:r>
     </w:p>
     <w:p>
       <w:pPr>
-        <w:spacing w:after="0" w:line="276" w:lineRule="auto"/>
+        <w:spacing w:after="0" w:line="240" w:lineRule="auto"/>
+        <w:jc w:val="center"/>
+      </w:pPr>
+    </w:p>
+    <w:p>
+      <w:pPr>
+        <w:spacing w:after="0" w:line="240" w:lineRule="auto"/>
         <w:jc w:val="center"/>
       </w:pPr>
       <w:r>
-        <w:rPr>
-          <w:b w:val="0"/>
-          <w:i w:val="0"/>
-        </w:rPr>
-        <w:t>По лабораторной работе № 2</w:t>
+        <w:t>по дисциплине</w:t>
       </w:r>
     </w:p>
     <w:p>
       <w:pPr>
-        <w:spacing w:after="120" w:line="276" w:lineRule="auto"/>
+        <w:spacing w:after="0" w:line="240" w:lineRule="auto"/>
         <w:jc w:val="center"/>
       </w:pPr>
       <w:r>
         <w:rPr>
           <w:b/>
-          <w:i w:val="0"/>
         </w:rPr>
-        <w:t>«Разработка экономического обоснования проекта. Построение моделей AS-IS и TO-BE. Проектирование и разработка программного средства, реализация бизнес-модели free-to-play»</w:t>
+        <w:t>«</w:t>
+      </w:r>
+      <w:r>
+        <w:rPr>
+          <w:lang w:val="ru-RU"/>
+        </w:rPr>
+        <w:t xml:space="preserve"> </w:t>
+      </w:r>
+      <w:r>
+        <w:rPr>
+          <w:b/>
+          <w:bCs/>
+          <w:lang w:val="ru-RU"/>
+        </w:rPr>
+        <w:t>Разработка требований к программному обеспечению</w:t>
+      </w:r>
+      <w:r>
+        <w:t xml:space="preserve"> </w:t>
+      </w:r>
+      <w:r>
+        <w:t>»</w:t>
       </w:r>
     </w:p>
     <w:p>
       <w:pPr>
-        <w:spacing w:after="0" w:line="276" w:lineRule="auto"/>
+        <w:spacing w:after="0" w:line="240" w:lineRule="auto"/>
+        <w:jc w:val="center"/>
+      </w:pPr>
+    </w:p>
+    <w:p>
+      <w:pPr>
+        <w:spacing w:after="0" w:line="240" w:lineRule="auto"/>
+        <w:jc w:val="center"/>
+      </w:pPr>
+    </w:p>
+    <w:p>
+      <w:pPr>
+        <w:spacing w:after="0" w:line="240" w:lineRule="auto"/>
+        <w:jc w:val="center"/>
+      </w:pPr>
+    </w:p>
+    <w:p>
+      <w:pPr>
+        <w:spacing w:after="0" w:line="240" w:lineRule="auto"/>
+        <w:jc w:val="center"/>
+      </w:pPr>
+    </w:p>
+    <w:p>
+      <w:pPr>
+        <w:spacing w:after="0" w:line="240" w:lineRule="auto"/>
+        <w:jc w:val="center"/>
+      </w:pPr>
+    </w:p>
+    <w:p>
+      <w:pPr>
+        <w:spacing w:after="0" w:line="240" w:lineRule="auto"/>
+        <w:jc w:val="center"/>
+      </w:pPr>
+    </w:p>
+    <w:p>
+      <w:pPr>
+        <w:spacing w:after="0" w:line="240" w:lineRule="auto"/>
+        <w:jc w:val="center"/>
+      </w:pPr>
+    </w:p>
+    <w:p>
+      <w:pPr>
+        <w:spacing w:after="0" w:line="240" w:lineRule="auto"/>
+        <w:jc w:val="center"/>
+      </w:pPr>
+    </w:p>
+    <w:p>
+      <w:pPr>
+        <w:spacing w:after="0" w:line="240" w:lineRule="auto"/>
+        <w:jc w:val="center"/>
+      </w:pPr>
+    </w:p>
+    <w:p>
+      <w:pPr>
+        <w:spacing w:after="0" w:line="240" w:lineRule="auto"/>
+        <w:jc w:val="both"/>
+        <w:rPr>
+          <w:lang w:val="ru-RU"/>
+        </w:rPr>
+      </w:pPr>
+      <w:r>
+        <w:t xml:space="preserve">Выполнил </w:t>
+      </w:r>
+      <w:r>
+        <w:tab/>
+      </w:r>
+      <w:r>
+        <w:tab/>
+      </w:r>
+      <w:r>
+        <w:tab/>
+      </w:r>
+      <w:r>
+        <w:tab/>
+      </w:r>
+      <w:r>
+        <w:tab/>
+      </w:r>
+      <w:r>
+        <w:tab/>
+      </w:r>
+      <w:r>
+        <w:tab/>
+      </w:r>
+      <w:r>
+        <w:tab/>
+      </w:r>
+      <w:r>
+        <w:rPr>
+          <w:lang w:val="ru-RU"/>
+        </w:rPr>
+        <w:t>И.А. Прудников</w:t>
+      </w:r>
+    </w:p>
+    <w:p>
+      <w:pPr>
+        <w:spacing w:after="0" w:line="240" w:lineRule="auto"/>
+        <w:jc w:val="both"/>
+        <w:rPr>
+          <w:lang w:val="ru-RU"/>
+        </w:rPr>
+      </w:pPr>
+      <w:r>
+        <w:tab/>
+      </w:r>
+      <w:r>
+        <w:tab/>
+      </w:r>
+      <w:r>
+        <w:tab/>
+      </w:r>
+      <w:r>
+        <w:tab/>
+      </w:r>
+      <w:r>
+        <w:tab/>
+      </w:r>
+      <w:r>
+        <w:tab/>
+      </w:r>
+      <w:r>
+        <w:tab/>
+      </w:r>
+      <w:r>
+        <w:tab/>
+      </w:r>
+      <w:r>
+        <w:tab/>
+      </w:r>
+      <w:r>
+        <w:t>студент группы 2</w:t>
+      </w:r>
+      <w:r>
+        <w:rPr>
+          <w:lang w:val="ru-RU"/>
+        </w:rPr>
+        <w:t>5 - СТ</w:t>
+      </w:r>
+    </w:p>
+    <w:p>
+      <w:pPr>
+        <w:spacing w:after="0" w:line="240" w:lineRule="auto"/>
+        <w:jc w:val="center"/>
+      </w:pPr>
+    </w:p>
+    <w:p>
+      <w:pPr>
+        <w:spacing w:after="0" w:line="240" w:lineRule="auto"/>
+        <w:jc w:val="center"/>
+      </w:pPr>
+    </w:p>
+    <w:p>
+      <w:pPr>
+        <w:spacing w:after="0" w:line="240" w:lineRule="auto"/>
+        <w:jc w:val="both"/>
+      </w:pPr>
+      <w:r>
+        <w:t>Проверила</w:t>
+      </w:r>
+      <w:r>
+        <w:tab/>
+      </w:r>
+      <w:r>
+        <w:tab/>
+      </w:r>
+      <w:r>
+        <w:tab/>
+      </w:r>
+      <w:r>
+        <w:tab/>
+      </w:r>
+      <w:r>
+        <w:tab/>
+      </w:r>
+      <w:r>
+        <w:tab/>
+      </w:r>
+      <w:r>
+        <w:tab/>
+      </w:r>
+      <w:r>
+        <w:tab/>
+        <w:t>К.И. Иванова</w:t>
+      </w:r>
+    </w:p>
+    <w:p>
+      <w:pPr>
+        <w:spacing w:after="0" w:line="240" w:lineRule="auto"/>
+        <w:jc w:val="both"/>
+      </w:pPr>
+      <w:r>
+        <w:tab/>
+      </w:r>
+      <w:r>
+        <w:tab/>
+      </w:r>
+      <w:r>
+        <w:tab/>
+      </w:r>
+      <w:r>
+        <w:tab/>
+      </w:r>
+      <w:r>
+        <w:tab/>
+      </w:r>
+      <w:r>
+        <w:tab/>
+      </w:r>
+      <w:r>
+        <w:tab/>
+      </w:r>
+      <w:r>
+        <w:tab/>
+      </w:r>
+      <w:r>
+        <w:tab/>
+        <w:t xml:space="preserve">старший преподаватель </w:t>
+      </w:r>
+    </w:p>
+    <w:p>
+      <w:pPr>
+        <w:spacing w:after="0" w:line="240" w:lineRule="auto"/>
+        <w:ind w:left="6379"/>
+        <w:jc w:val="both"/>
+        <w:rPr>
+          <w:lang w:val="ru-RU"/>
+        </w:rPr>
+      </w:pPr>
+      <w:r>
+        <w:t xml:space="preserve">каф. </w:t>
+      </w:r>
+      <w:proofErr w:type="spellStart"/>
+      <w:r>
+        <w:rPr>
+          <w:lang w:val="ru-RU"/>
+        </w:rPr>
+        <w:t>ВМСиС</w:t>
+      </w:r>
+      <w:proofErr w:type="spellEnd"/>
+    </w:p>
+    <w:p>
+      <w:pPr>
+        <w:spacing w:after="0" w:line="240" w:lineRule="auto"/>
+        <w:jc w:val="center"/>
+      </w:pPr>
+    </w:p>
+    <w:p>
+      <w:pPr>
+        <w:spacing w:after="0" w:line="240" w:lineRule="auto"/>
+        <w:jc w:val="center"/>
+      </w:pPr>
+    </w:p>
+    <w:p>
+      <w:pPr>
+        <w:spacing w:after="0" w:line="240" w:lineRule="auto"/>
+        <w:jc w:val="center"/>
+      </w:pPr>
+    </w:p>
+    <w:p>
+      <w:pPr>
+        <w:spacing w:after="0" w:line="240" w:lineRule="auto"/>
+        <w:jc w:val="center"/>
+      </w:pPr>
+    </w:p>
+    <w:p>
+      <w:pPr>
+        <w:spacing w:after="140" w:line="276" w:lineRule="auto"/>
         <w:jc w:val="center"/>
       </w:pPr>
       <w:r>
         <w:rPr>
-          <w:b w:val="0"/>
-          <w:i w:val="0"/>
+          <w:lang w:val="ru-RU"/>
         </w:rPr>
-        <w:t>по дисциплине</w:t>
+        <w:t>Полоцк</w:t>
+      </w:r>
+      <w:r>
+        <w:t>, 2026</w:t>
       </w:r>
     </w:p>
     <w:p>
       <w:pPr>
-        <w:spacing w:after="120" w:line="276" w:lineRule="auto"/>
-        <w:jc w:val="center"/>
+        <w:spacing w:after="0" w:line="240" w:lineRule="auto"/>
+        <w:rPr>
+          <w:lang w:val="ru-RU"/>
+        </w:rPr>
+        <w:sectPr>
+          <w:pgSz w:w="11906" w:h="16838"/>
+          <w:pgMar w:top="1134" w:right="567" w:bottom="1134" w:left="1701" w:header="708" w:footer="708" w:gutter="0"/>
+          <w:cols w:space="720"/>
+          <w:docGrid w:linePitch="360"/>
+        </w:sectPr>
       </w:pPr>
-      <w:r>
-        <w:rPr>
-          <w:b/>
-          <w:i w:val="0"/>
-        </w:rPr>
-        <w:t>«Разработка требований к программному обеспечению»</w:t>
-      </w:r>
-    </w:p>
-    <w:p>
-      <w:pPr>
-        <w:spacing w:after="0" w:line="276" w:lineRule="auto"/>
-        <w:ind w:firstLine="709"/>
-        <w:jc w:val="both"/>
-      </w:pPr>
-      <w:r>
-        <w:rPr>
-          <w:b w:val="0"/>
-          <w:i w:val="0"/>
-        </w:rPr>
-      </w:r>
-    </w:p>
-    <w:p>
-      <w:pPr>
-        <w:spacing w:after="0" w:line="276" w:lineRule="auto"/>
-        <w:ind w:firstLine="709"/>
-        <w:jc w:val="both"/>
-      </w:pPr>
-      <w:r>
-        <w:rPr>
-          <w:b w:val="0"/>
-          <w:i w:val="0"/>
-        </w:rPr>
-      </w:r>
-    </w:p>
-    <w:p>
-      <w:pPr>
-        <w:spacing w:after="0" w:line="276" w:lineRule="auto"/>
-        <w:ind w:firstLine="709"/>
-        <w:jc w:val="both"/>
-      </w:pPr>
-      <w:r>
-        <w:rPr>
-          <w:b w:val="0"/>
-          <w:i w:val="0"/>
-        </w:rPr>
-      </w:r>
-    </w:p>
-    <w:p>
-      <w:pPr>
-        <w:spacing w:after="0" w:line="276" w:lineRule="auto"/>
-        <w:ind w:firstLine="709"/>
-        <w:jc w:val="both"/>
-      </w:pPr>
-      <w:r>
-        <w:rPr>
-          <w:b w:val="0"/>
-          <w:i w:val="0"/>
-        </w:rPr>
-      </w:r>
-    </w:p>
-    <w:p>
-      <w:pPr>
-        <w:spacing w:after="0" w:line="276" w:lineRule="auto"/>
-        <w:jc w:val="both"/>
-      </w:pPr>
-      <w:r>
-        <w:rPr>
-          <w:b w:val="0"/>
-          <w:i w:val="0"/>
-        </w:rPr>
-        <w:t>Выполнил                    И.А. Прудников</w:t>
-      </w:r>
-    </w:p>
-    <w:p>
-      <w:pPr>
-        <w:spacing w:after="120" w:line="276" w:lineRule="auto"/>
-        <w:jc w:val="both"/>
-      </w:pPr>
-      <w:r>
-        <w:rPr>
-          <w:b w:val="0"/>
-          <w:i w:val="0"/>
-        </w:rPr>
-        <w:t>студент группы 25-СТ</w:t>
-      </w:r>
-    </w:p>
-    <w:p>
-      <w:pPr>
-        <w:spacing w:after="0" w:line="276" w:lineRule="auto"/>
-        <w:jc w:val="both"/>
-      </w:pPr>
-      <w:r>
-        <w:rPr>
-          <w:b w:val="0"/>
-          <w:i w:val="0"/>
-        </w:rPr>
-        <w:t>Проверила                  К.И. Иванова</w:t>
-      </w:r>
-    </w:p>
-    <w:p>
-      <w:pPr>
-        <w:spacing w:after="120" w:line="276" w:lineRule="auto"/>
-        <w:jc w:val="both"/>
-      </w:pPr>
-      <w:r>
-        <w:rPr>
-          <w:b w:val="0"/>
-          <w:i w:val="0"/>
-        </w:rPr>
-        <w:t>старший преподаватель каф. ВМСиС</w:t>
-      </w:r>
-    </w:p>
-    <w:p>
-      <w:pPr>
-        <w:spacing w:after="0" w:line="276" w:lineRule="auto"/>
-        <w:ind w:firstLine="709"/>
-        <w:jc w:val="both"/>
-      </w:pPr>
-      <w:r>
-        <w:rPr>
-          <w:b w:val="0"/>
-          <w:i w:val="0"/>
-        </w:rPr>
-      </w:r>
-    </w:p>
-    <w:p>
-      <w:pPr>
-        <w:spacing w:after="0" w:line="276" w:lineRule="auto"/>
-        <w:ind w:firstLine="709"/>
-        <w:jc w:val="both"/>
-      </w:pPr>
-      <w:r>
-        <w:rPr>
-          <w:b w:val="0"/>
-          <w:i w:val="0"/>
-        </w:rPr>
-      </w:r>
-    </w:p>
-    <w:p>
-      <w:pPr>
-        <w:spacing w:after="0" w:line="276" w:lineRule="auto"/>
-        <w:ind w:firstLine="709"/>
-        <w:jc w:val="both"/>
-      </w:pPr>
-      <w:r>
-        <w:rPr>
-          <w:b w:val="0"/>
-          <w:i w:val="0"/>
-        </w:rPr>
-      </w:r>
-    </w:p>
-    <w:p>
-      <w:pPr>
-        <w:spacing w:after="120" w:line="276" w:lineRule="auto"/>
-        <w:jc w:val="center"/>
-      </w:pPr>
-      <w:r>
-        <w:rPr>
-          <w:b w:val="0"/>
-          <w:i w:val="0"/>
-        </w:rPr>
-        <w:t>Полоцк, 2026</w:t>
-      </w:r>
-    </w:p>
-    <w:p>
-      <w:r>
-        <w:br w:type="page"/>
-      </w:r>
     </w:p>
     <w:p>
       <w:pPr>
@@ -2757,6 +2942,7 @@
       </w:r>
     </w:p>
     <w:sectPr>
+      <w:footerReference w:type="default" r:id="rId30"/>
       <w:pgSz w:w="11906" w:h="16838"/>
       <w:pgMar w:top="1134" w:right="850" w:bottom="1134" w:left="1701" w:header="720" w:footer="720" w:gutter="0"/>
       <w:cols w:space="720"/>
@@ -2764,6 +2950,52 @@
     </w:sectPr>
   </w:body>
 </w:document>
+</file>
+
+<file path=word/footer1.xml><?xml version="1.0" encoding="utf-8"?>
+<w:ftr xmlns:wpc="http://schemas.microsoft.com/office/word/2010/wordprocessingCanvas" xmlns:cx="http://schemas.microsoft.com/office/drawing/2014/chartex" xmlns:cx1="http://schemas.microsoft.com/office/drawing/2015/9/8/chartex" xmlns:cx2="http://schemas.microsoft.com/office/drawing/2015/10/21/chartex" xmlns:cx3="http://schemas.microsoft.com/office/drawing/2016/5/9/chartex" xmlns:cx4="http://schemas.microsoft.com/office/drawing/2016/5/10/chartex" xmlns:cx5="http://schemas.microsoft.com/office/drawing/2016/5/11/chartex" xmlns:cx6="http://schemas.microsoft.com/office/drawing/2016/5/12/chartex" xmlns:cx7="http://schemas.microsoft.com/office/drawing/2016/5/13/chartex" xmlns:cx8="http://schemas.microsoft.com/office/drawing/2016/5/14/chartex" xmlns:mc="http://schemas.openxmlformats.org/markup-compatibility/2006" xmlns:m="http://schemas.openxmlformats.org/officeDocument/2006/math" xmlns:aink="http://schemas.microsoft.com/office/drawing/2016/ink" xmlns:am3d="http://schemas.microsoft.com/office/drawing/2017/model3d" xmlns:oel="http://schemas.microsoft.com/office/2019/extlst" xmlns:r="http://schemas.openxmlformats.org/officeDocument/2006/relationships" xmlns:wp14="http://schemas.microsoft.com/office/word/2010/wordprocessingDrawing" xmlns:wp="http://schemas.openxmlformats.org/drawingml/2006/wordprocessingDrawing" xmlns:wpg="http://schemas.microsoft.com/office/word/2010/wordprocessingGroup" xmlns:wpi="http://schemas.microsoft.com/office/word/2010/wordprocessingInk" xmlns:wps="http://schemas.microsoft.com/office/word/2010/wordprocessingShape" xmlns:o="urn:schemas-microsoft-com:office:office" xmlns:v="urn:schemas-microsoft-com:vml" xmlns:w10="urn:schemas-microsoft-com:office:word" xmlns:w="http://schemas.openxmlformats.org/wordprocessingml/2006/main" xmlns:w14="http://schemas.microsoft.com/office/word/2010/wordml" xmlns:w15="http://schemas.microsoft.com/office/word/2012/wordml" xmlns:w16cex="http://schemas.microsoft.com/office/word/2018/wordml/cex" xmlns:w16cid="http://schemas.microsoft.com/office/word/2016/wordml/cid" xmlns:w16="http://schemas.microsoft.com/office/word/2018/wordml" xmlns:w16sdtdh="http://schemas.microsoft.com/office/word/2020/wordml/sdtdatahash" xmlns:w16sdtfl="http://schemas.microsoft.com/office/word/2024/wordml/sdtformatlock" xmlns:w16se="http://schemas.microsoft.com/office/word/2015/wordml/symex" xmlns:w16du="http://schemas.microsoft.com/office/word/2023/wordml/word16du" xmlns:wne="http://schemas.microsoft.com/office/word/2006/wordml" mc:Ignorable="w14 w15 w16se w16cid w16 w16cex w16sdtdh w16sdtfl w16du wp14">
+  <w:p>
+    <w:pPr>
+      <w:jc w:val="center"/>
+    </w:pPr>
+    <w:r>
+      <w:rPr>
+        <w:sz w:val="20"/>
+        <w:szCs w:val="20"/>
+      </w:rPr>
+      <w:fldChar w:fldCharType="begin"/>
+    </w:r>
+    <w:r>
+      <w:rPr>
+        <w:sz w:val="20"/>
+        <w:szCs w:val="20"/>
+      </w:rPr>
+      <w:instrText>PAGE</w:instrText>
+    </w:r>
+    <w:r>
+      <w:rPr>
+        <w:sz w:val="20"/>
+        <w:szCs w:val="20"/>
+      </w:rPr>
+      <w:fldChar w:fldCharType="separate"/>
+    </w:r>
+    <w:r>
+      <w:rPr>
+        <w:noProof/>
+        <w:sz w:val="20"/>
+        <w:szCs w:val="20"/>
+      </w:rPr>
+      <w:t>2</w:t>
+    </w:r>
+    <w:r>
+      <w:rPr>
+        <w:sz w:val="20"/>
+        <w:szCs w:val="20"/>
+      </w:rPr>
+      <w:fldChar w:fldCharType="end"/>
+    </w:r>
+  </w:p>
+</w:ftr>
 </file>
 
 <file path=word/numbering.xml><?xml version="1.0" encoding="utf-8"?>
